--- a/output_reports/test_pier_report.docx
+++ b/output_reports/test_pier_report.docx
@@ -1131,7 +1131,7 @@
                 <w:rFonts w:ascii="Times New Roman" w:hAnsi="Times New Roman"/>
                 <w:sz w:val="17"/>
               </w:rPr>
-              <w:t>Pcp = 4500.0 kN</w:t>
+              <w:t>Pcp = 4800.0 kN</w:t>
             </w:r>
           </w:p>
         </w:tc>
@@ -1155,7 +1155,7 @@
                 <w:rFonts w:ascii="Times New Roman" w:hAnsi="Times New Roman"/>
                 <w:sz w:val="17"/>
               </w:rPr>
-              <w:t>1.06</w:t>
+              <w:t>0.99</w:t>
             </w:r>
           </w:p>
         </w:tc>
@@ -1178,10 +1178,10 @@
               <w:rPr>
                 <w:rFonts w:ascii="Times New Roman" w:hAnsi="Times New Roman"/>
                 <w:b/>
-                <w:color w:val="C80000"/>
+                <w:color w:val="008000"/>
                 <w:sz w:val="17"/>
               </w:rPr>
-              <w:t>KHÔNG ĐẠT</w:t>
+              <w:t>ĐẠT</w:t>
             </w:r>
           </w:p>
         </w:tc>
@@ -2318,7 +2318,7 @@
                 <w:rFonts w:ascii="Times New Roman" w:hAnsi="Times New Roman"/>
                 <w:sz w:val="17"/>
               </w:rPr>
-              <w:t>Pcp = 4500.0 kN</w:t>
+              <w:t>Pcp = 4800.0 kN</w:t>
             </w:r>
           </w:p>
         </w:tc>
